--- a/final_submission/VIBE_CODING_PROCESS.docx
+++ b/final_submission/VIBE_CODING_PROCESS.docx
@@ -20,7 +20,7 @@
           <w:color w:val="4F46E5"/>
           <w:sz w:val="24"/>
         </w:rPr>
-        <w:t>CSE226 Foundations of Vibe Coding — Summer 2026</w:t>
+        <w:t>CSE226 Fundamentals of Vibe Coding — Summer 2026</w:t>
       </w:r>
     </w:p>
     <w:p/>
